--- a/fixtures/example-pharmacist/example-pharmacist-resume-letter.docx
+++ b/fixtures/example-pharmacist/example-pharmacist-resume-letter.docx
@@ -79,7 +79,7 @@
         <w:rPr>
           <w:rtl w:val="0"/>
         </w:rPr>
-        <w:t xml:space="preserve">Licensed pharmacist with five years in community and ambulatory care, focused on diabetes and anticoagulation. Board Certified Ambulatory Care Pharmacist.</w:t>
+        <w:t xml:space="preserve">Licensed pharmacist with five years in community and ambulatory care, focused on diabetes and anticoagulation.</w:t>
       </w:r>
     </w:p>
     <w:p>
@@ -114,7 +114,7 @@
           <w:bCs w:val="1"/>
           <w:rtl w:val="0"/>
         </w:rPr>
-        <w:t xml:space="preserve">Oak City Health Partners</w:t>
+        <w:t xml:space="preserve">Quenmore Health Partners</w:t>
       </w:r>
       <w:r>
         <w:rPr>
@@ -164,7 +164,7 @@
         <w:rPr>
           <w:rtl w:val="0"/>
         </w:rPr>
-        <w:t xml:space="preserve">Manage about 180 patients on warfarin and DOACs under a collaborative practice agreement with four physicians</w:t>
+        <w:t xml:space="preserve">Monitor about 180 patients on warfarin and DOACs and recommend dose changes to their four primary care physicians</w:t>
       </w:r>
     </w:p>
     <w:p>
@@ -324,7 +324,7 @@
           <w:bCs w:val="1"/>
           <w:rtl w:val="0"/>
         </w:rPr>
-        <w:t xml:space="preserve">Pitt County Medical Center</w:t>
+        <w:t xml:space="preserve">Ferrowby Medical Center</w:t>
       </w:r>
       <w:r>
         <w:rPr>
@@ -409,7 +409,7 @@
           <w:bCs w:val="1"/>
           <w:rtl w:val="0"/>
         </w:rPr>
-        <w:t xml:space="preserve">Tar River University School of Pharmacy</w:t>
+        <w:t xml:space="preserve">Marlbrook University School of Pharmacy</w:t>
       </w:r>
       <w:r>
         <w:rPr>
@@ -527,7 +527,7 @@
         <w:rPr>
           <w:rtl w:val="0"/>
         </w:rPr>
-        <w:t xml:space="preserve">BCACP, BLS</w:t>
+        <w:t xml:space="preserve">BLS, APhA immunization delivery</w:t>
       </w:r>
     </w:p>
     <w:p>

--- a/fixtures/example-pharmacist/example-pharmacist-resume-letter.docx
+++ b/fixtures/example-pharmacist/example-pharmacist-resume-letter.docx
@@ -31,7 +31,7 @@
           <w:rPr>
             <w:rtl w:val="0"/>
           </w:rPr>
-          <w:t xml:space="preserve">michelle.osei@email.com</w:t>
+          <w:t xml:space="preserve">michelle.osei@example.com</w:t>
         </w:r>
       </w:hyperlink>
       <w:r>
